--- a/swh/docx/015.content.docx
+++ b/swh/docx/015.content.docx
@@ -50015,7 +50015,7 @@
         </w:rPr>
         <w:t>). Yesu kisha akaanza kuwafundisha kuhusu kifo chake kijacho (</w:t>
       </w:r>
-      <w:hyperlink r:id="rId1786">
+      <w:hyperlink r:id="rId1789">
         <w:r>
           <w:rPr>
             <w:lang w:val="sw_KE" w:bidi="sw_KE"/>
@@ -50033,7 +50033,7 @@
         </w:rPr>
         <w:t xml:space="preserve">; </w:t>
       </w:r>
-      <w:hyperlink r:id="rId1789">
+      <w:hyperlink r:id="rId1790">
         <w:r>
           <w:rPr>
             <w:lang w:val="sw_KE" w:bidi="sw_KE"/>
@@ -50083,6 +50083,457 @@
         </w:rPr>
         <w:t>Katika kubadilika sura, mwonekano wa Yesu ulibadilika ili kufunua utukufu wake kama Mwana wa Mungu, na Mungu alithibitisha kile ambacho wanafunzi walikuwa wamesema kuhusu Yesu (</w:t>
       </w:r>
+      <w:hyperlink r:id="rId1791">
+        <w:r>
+          <w:rPr>
+            <w:lang w:val="sw_KE" w:bidi="sw_KE"/>
+          </w:rPr>
+          <w:rPr>
+            <w:color w:val="0000EE"/>
+            <w:u w:val="single"/>
+          </w:rPr>
+          <w:t>Mathayo 17:5</w:t>
+        </w:r>
+      </w:hyperlink>
+      <w:r>
+        <w:rPr>
+          <w:lang w:val="sw_KE" w:bidi="sw_KE"/>
+        </w:rPr>
+        <w:t xml:space="preserve">; </w:t>
+      </w:r>
+      <w:hyperlink r:id="rId1792">
+        <w:r>
+          <w:rPr>
+            <w:lang w:val="sw_KE" w:bidi="sw_KE"/>
+          </w:rPr>
+          <w:rPr>
+            <w:color w:val="0000EE"/>
+            <w:u w:val="single"/>
+          </w:rPr>
+          <w:t>Marko 9:7</w:t>
+        </w:r>
+      </w:hyperlink>
+      <w:r>
+        <w:rPr>
+          <w:lang w:val="sw_KE" w:bidi="sw_KE"/>
+        </w:rPr>
+        <w:t xml:space="preserve">; </w:t>
+      </w:r>
+      <w:hyperlink r:id="rId1793">
+        <w:r>
+          <w:rPr>
+            <w:lang w:val="sw_KE" w:bidi="sw_KE"/>
+          </w:rPr>
+          <w:rPr>
+            <w:color w:val="0000EE"/>
+            <w:u w:val="single"/>
+          </w:rPr>
+          <w:t>Luka 9:35</w:t>
+        </w:r>
+      </w:hyperlink>
+      <w:r>
+        <w:rPr>
+          <w:lang w:val="sw_KE" w:bidi="sw_KE"/>
+        </w:rPr>
+        <w:t>). Yesu alipokaribia kifo chake, alithibitisha utambulisho wake kama Mwana wa Mungu kupitia mafundisho yake na wakati wa kesi yake (</w:t>
+      </w:r>
+      <w:hyperlink r:id="rId1794">
+        <w:r>
+          <w:rPr>
+            <w:lang w:val="sw_KE" w:bidi="sw_KE"/>
+          </w:rPr>
+          <w:rPr>
+            <w:color w:val="0000EE"/>
+            <w:u w:val="single"/>
+          </w:rPr>
+          <w:t>Marko 12:1–12</w:t>
+        </w:r>
+      </w:hyperlink>
+      <w:r>
+        <w:rPr>
+          <w:lang w:val="sw_KE" w:bidi="sw_KE"/>
+        </w:rPr>
+        <w:t xml:space="preserve">; </w:t>
+      </w:r>
+      <w:hyperlink r:id="rId1795">
+        <w:r>
+          <w:rPr>
+            <w:lang w:val="sw_KE" w:bidi="sw_KE"/>
+          </w:rPr>
+          <w:rPr>
+            <w:color w:val="0000EE"/>
+            <w:u w:val="single"/>
+          </w:rPr>
+          <w:t>13:32</w:t>
+        </w:r>
+      </w:hyperlink>
+      <w:r>
+        <w:rPr>
+          <w:lang w:val="sw_KE" w:bidi="sw_KE"/>
+        </w:rPr>
+        <w:t xml:space="preserve">; </w:t>
+      </w:r>
+      <w:hyperlink r:id="rId1796">
+        <w:r>
+          <w:rPr>
+            <w:lang w:val="sw_KE" w:bidi="sw_KE"/>
+          </w:rPr>
+          <w:rPr>
+            <w:color w:val="0000EE"/>
+            <w:u w:val="single"/>
+          </w:rPr>
+          <w:t>Marko 14:61–62</w:t>
+        </w:r>
+      </w:hyperlink>
+      <w:r>
+        <w:rPr>
+          <w:lang w:val="sw_KE" w:bidi="sw_KE"/>
+        </w:rPr>
+        <w:t>).</w:t>
+      </w:r>
+    </w:p>
+    <w:p>
+      <w:pPr/>
+      <w:r>
+        <w:rPr>
+          <w:lang w:val="sw_KE" w:bidi="sw_KE"/>
+        </w:rPr>
+      </w:r>
+      <w:r>
+        <w:rPr>
+          <w:lang w:val="sw_KE" w:bidi="sw_KE"/>
+        </w:rPr>
+        <w:t>Wakati wa kifo cha Yesu msalabani, jambo lenye nguvu lilitokea. Askari Mroma (anayeitwa centurion) ambaye aliona Yesu akifa, alikuwa mtu wa kwanza katika hadithi hiyo kutambua Yesu kama "Mwana wa Mungu" (</w:t>
+      </w:r>
+      <w:hyperlink r:id="rId1797">
+        <w:r>
+          <w:rPr>
+            <w:lang w:val="sw_KE" w:bidi="sw_KE"/>
+          </w:rPr>
+          <w:rPr>
+            <w:color w:val="0000EE"/>
+            <w:u w:val="single"/>
+          </w:rPr>
+          <w:t>Marko 15:39</w:t>
+        </w:r>
+      </w:hyperlink>
+      <w:r>
+        <w:rPr>
+          <w:lang w:val="sw_KE" w:bidi="sw_KE"/>
+        </w:rPr>
+        <w:t>). Mapema katika Injili, watu walikuwa wamemwona Yesu kama Mwana wa Mungu alipofukuza roho mbaya, na Mungu mwenyewe alikuwa ametangaza Yesu kama Mwana wake. Lakini ilikuwa ni kifo cha hiari cha Yesu msalabani, na jinsi alivyokufa, ambacho kilionyesha wazi zaidi kwamba alikuwa kweli Mwana wa Mungu (</w:t>
+      </w:r>
+      <w:hyperlink r:id="rId1798">
+        <w:r>
+          <w:rPr>
+            <w:lang w:val="sw_KE" w:bidi="sw_KE"/>
+          </w:rPr>
+          <w:rPr>
+            <w:color w:val="0000EE"/>
+            <w:u w:val="single"/>
+          </w:rPr>
+          <w:t>Marko 15:33–39</w:t>
+        </w:r>
+      </w:hyperlink>
+      <w:r>
+        <w:rPr>
+          <w:lang w:val="sw_KE" w:bidi="sw_KE"/>
+        </w:rPr>
+        <w:t>).</w:t>
+      </w:r>
+    </w:p>
+    <w:p>
+      <w:pPr/>
+      <w:r>
+        <w:rPr>
+          <w:lang w:val="sw_KE" w:bidi="sw_KE"/>
+        </w:rPr>
+      </w:r>
+      <w:r>
+        <w:rPr>
+          <w:u w:val="single"/>
+          <w:lang w:val="sw_KE" w:bidi="sw_KE"/>
+        </w:rPr>
+        <w:t>Sehemu za Kujifunza Zaidi</w:t>
+      </w:r>
+    </w:p>
+    <w:p>
+      <w:pPr/>
+      <w:r>
+        <w:rPr>
+          <w:lang w:val="sw_KE" w:bidi="sw_KE"/>
+        </w:rPr>
+      </w:r>
+      <w:hyperlink r:id="rId1757">
+        <w:r>
+          <w:rPr>
+            <w:lang w:val="sw_KE" w:bidi="sw_KE"/>
+          </w:rPr>
+          <w:rPr>
+            <w:color w:val="0000EE"/>
+            <w:u w:val="single"/>
+          </w:rPr>
+          <w:t>Kutoka 4:22</w:t>
+        </w:r>
+      </w:hyperlink>
+      <w:r>
+        <w:rPr>
+          <w:lang w:val="sw_KE" w:bidi="sw_KE"/>
+        </w:rPr>
+        <w:t xml:space="preserve">; </w:t>
+      </w:r>
+      <w:hyperlink r:id="rId1758">
+        <w:r>
+          <w:rPr>
+            <w:lang w:val="sw_KE" w:bidi="sw_KE"/>
+          </w:rPr>
+          <w:rPr>
+            <w:color w:val="0000EE"/>
+            <w:u w:val="single"/>
+          </w:rPr>
+          <w:t>Kumbukumbu la Torati 32:5–6</w:t>
+        </w:r>
+      </w:hyperlink>
+      <w:r>
+        <w:rPr>
+          <w:lang w:val="sw_KE" w:bidi="sw_KE"/>
+        </w:rPr>
+        <w:t xml:space="preserve">; </w:t>
+      </w:r>
+      <w:hyperlink r:id="rId1771">
+        <w:r>
+          <w:rPr>
+            <w:lang w:val="sw_KE" w:bidi="sw_KE"/>
+          </w:rPr>
+          <w:rPr>
+            <w:color w:val="0000EE"/>
+            <w:u w:val="single"/>
+          </w:rPr>
+          <w:t>2 Samweli 7:14</w:t>
+        </w:r>
+      </w:hyperlink>
+      <w:r>
+        <w:rPr>
+          <w:lang w:val="sw_KE" w:bidi="sw_KE"/>
+        </w:rPr>
+        <w:t xml:space="preserve">; </w:t>
+      </w:r>
+      <w:hyperlink r:id="rId1772">
+        <w:r>
+          <w:rPr>
+            <w:lang w:val="sw_KE" w:bidi="sw_KE"/>
+          </w:rPr>
+          <w:rPr>
+            <w:color w:val="0000EE"/>
+            <w:u w:val="single"/>
+          </w:rPr>
+          <w:t>1 Mambo ya Nyakati 22:10</w:t>
+        </w:r>
+      </w:hyperlink>
+      <w:r>
+        <w:rPr>
+          <w:lang w:val="sw_KE" w:bidi="sw_KE"/>
+        </w:rPr>
+        <w:t xml:space="preserve">; </w:t>
+      </w:r>
+      <w:hyperlink r:id="rId1773">
+        <w:r>
+          <w:rPr>
+            <w:lang w:val="sw_KE" w:bidi="sw_KE"/>
+          </w:rPr>
+          <w:rPr>
+            <w:color w:val="0000EE"/>
+            <w:u w:val="single"/>
+          </w:rPr>
+          <w:t>28:6</w:t>
+        </w:r>
+      </w:hyperlink>
+      <w:r>
+        <w:rPr>
+          <w:lang w:val="sw_KE" w:bidi="sw_KE"/>
+        </w:rPr>
+        <w:t xml:space="preserve">; </w:t>
+      </w:r>
+      <w:hyperlink r:id="rId1774">
+        <w:r>
+          <w:rPr>
+            <w:lang w:val="sw_KE" w:bidi="sw_KE"/>
+          </w:rPr>
+          <w:rPr>
+            <w:color w:val="0000EE"/>
+            <w:u w:val="single"/>
+          </w:rPr>
+          <w:t>Zaburi 2:7</w:t>
+        </w:r>
+      </w:hyperlink>
+      <w:r>
+        <w:rPr>
+          <w:lang w:val="sw_KE" w:bidi="sw_KE"/>
+        </w:rPr>
+        <w:t xml:space="preserve">; </w:t>
+      </w:r>
+      <w:hyperlink r:id="rId1775">
+        <w:r>
+          <w:rPr>
+            <w:lang w:val="sw_KE" w:bidi="sw_KE"/>
+          </w:rPr>
+          <w:rPr>
+            <w:color w:val="0000EE"/>
+            <w:u w:val="single"/>
+          </w:rPr>
+          <w:t>89:26–27</w:t>
+        </w:r>
+      </w:hyperlink>
+      <w:r>
+        <w:rPr>
+          <w:lang w:val="sw_KE" w:bidi="sw_KE"/>
+        </w:rPr>
+        <w:t xml:space="preserve">; </w:t>
+      </w:r>
+      <w:hyperlink r:id="rId1761">
+        <w:r>
+          <w:rPr>
+            <w:lang w:val="sw_KE" w:bidi="sw_KE"/>
+          </w:rPr>
+          <w:rPr>
+            <w:color w:val="0000EE"/>
+            <w:u w:val="single"/>
+          </w:rPr>
+          <w:t>Yeremia 3:19</w:t>
+        </w:r>
+      </w:hyperlink>
+      <w:r>
+        <w:rPr>
+          <w:lang w:val="sw_KE" w:bidi="sw_KE"/>
+        </w:rPr>
+        <w:t xml:space="preserve">; </w:t>
+      </w:r>
+      <w:hyperlink r:id="rId1762">
+        <w:r>
+          <w:rPr>
+            <w:lang w:val="sw_KE" w:bidi="sw_KE"/>
+          </w:rPr>
+          <w:rPr>
+            <w:color w:val="0000EE"/>
+            <w:u w:val="single"/>
+          </w:rPr>
+          <w:t>31:9</w:t>
+        </w:r>
+      </w:hyperlink>
+      <w:r>
+        <w:rPr>
+          <w:lang w:val="sw_KE" w:bidi="sw_KE"/>
+        </w:rPr>
+        <w:t xml:space="preserve">, </w:t>
+      </w:r>
+      <w:hyperlink r:id="rId1763">
+        <w:r>
+          <w:rPr>
+            <w:lang w:val="sw_KE" w:bidi="sw_KE"/>
+          </w:rPr>
+          <w:rPr>
+            <w:color w:val="0000EE"/>
+            <w:u w:val="single"/>
+          </w:rPr>
+          <w:t>20</w:t>
+        </w:r>
+      </w:hyperlink>
+      <w:r>
+        <w:rPr>
+          <w:lang w:val="sw_KE" w:bidi="sw_KE"/>
+        </w:rPr>
+        <w:t xml:space="preserve">; </w:t>
+      </w:r>
+      <w:hyperlink r:id="rId1799">
+        <w:r>
+          <w:rPr>
+            <w:lang w:val="sw_KE" w:bidi="sw_KE"/>
+          </w:rPr>
+          <w:rPr>
+            <w:color w:val="0000EE"/>
+            <w:u w:val="single"/>
+          </w:rPr>
+          <w:t>Mathayo 26:63–68</w:t>
+        </w:r>
+      </w:hyperlink>
+      <w:r>
+        <w:rPr>
+          <w:lang w:val="sw_KE" w:bidi="sw_KE"/>
+        </w:rPr>
+        <w:t xml:space="preserve">; </w:t>
+      </w:r>
+      <w:hyperlink r:id="rId1756">
+        <w:r>
+          <w:rPr>
+            <w:lang w:val="sw_KE" w:bidi="sw_KE"/>
+          </w:rPr>
+          <w:rPr>
+            <w:color w:val="0000EE"/>
+            <w:u w:val="single"/>
+          </w:rPr>
+          <w:t>Marko 1:1</w:t>
+        </w:r>
+      </w:hyperlink>
+      <w:r>
+        <w:rPr>
+          <w:lang w:val="sw_KE" w:bidi="sw_KE"/>
+        </w:rPr>
+        <w:t xml:space="preserve">, </w:t>
+      </w:r>
+      <w:hyperlink r:id="rId1776">
+        <w:r>
+          <w:rPr>
+            <w:lang w:val="sw_KE" w:bidi="sw_KE"/>
+          </w:rPr>
+          <w:rPr>
+            <w:color w:val="0000EE"/>
+            <w:u w:val="single"/>
+          </w:rPr>
+          <w:t>11</w:t>
+        </w:r>
+      </w:hyperlink>
+      <w:r>
+        <w:rPr>
+          <w:lang w:val="sw_KE" w:bidi="sw_KE"/>
+        </w:rPr>
+        <w:t xml:space="preserve">, </w:t>
+      </w:r>
+      <w:hyperlink r:id="rId1780">
+        <w:r>
+          <w:rPr>
+            <w:lang w:val="sw_KE" w:bidi="sw_KE"/>
+          </w:rPr>
+          <w:rPr>
+            <w:color w:val="0000EE"/>
+            <w:u w:val="single"/>
+          </w:rPr>
+          <w:t>24</w:t>
+        </w:r>
+      </w:hyperlink>
+      <w:r>
+        <w:rPr>
+          <w:lang w:val="sw_KE" w:bidi="sw_KE"/>
+        </w:rPr>
+        <w:t xml:space="preserve">; </w:t>
+      </w:r>
+      <w:hyperlink r:id="rId1800">
+        <w:r>
+          <w:rPr>
+            <w:lang w:val="sw_KE" w:bidi="sw_KE"/>
+          </w:rPr>
+          <w:rPr>
+            <w:color w:val="0000EE"/>
+            <w:u w:val="single"/>
+          </w:rPr>
+          <w:t>4:35–41</w:t>
+        </w:r>
+      </w:hyperlink>
+      <w:r>
+        <w:rPr>
+          <w:lang w:val="sw_KE" w:bidi="sw_KE"/>
+        </w:rPr>
+        <w:t xml:space="preserve">; </w:t>
+      </w:r>
       <w:hyperlink r:id="rId1790">
         <w:r>
           <w:rPr>
@@ -50092,25 +50543,7 @@
             <w:color w:val="0000EE"/>
             <w:u w:val="single"/>
           </w:rPr>
-          <w:t>Mathayo 17:5</w:t>
-        </w:r>
-      </w:hyperlink>
-      <w:r>
-        <w:rPr>
-          <w:lang w:val="sw_KE" w:bidi="sw_KE"/>
-        </w:rPr>
-        <w:t xml:space="preserve">; </w:t>
-      </w:r>
-      <w:hyperlink r:id="rId1791">
-        <w:r>
-          <w:rPr>
-            <w:lang w:val="sw_KE" w:bidi="sw_KE"/>
-          </w:rPr>
-          <w:rPr>
-            <w:color w:val="0000EE"/>
-            <w:u w:val="single"/>
-          </w:rPr>
-          <w:t>Marko 9:7</w:t>
+          <w:t>8:31</w:t>
         </w:r>
       </w:hyperlink>
       <w:r>
@@ -50128,25 +50561,7 @@
             <w:color w:val="0000EE"/>
             <w:u w:val="single"/>
           </w:rPr>
-          <w:t>Luka 9:35</w:t>
-        </w:r>
-      </w:hyperlink>
-      <w:r>
-        <w:rPr>
-          <w:lang w:val="sw_KE" w:bidi="sw_KE"/>
-        </w:rPr>
-        <w:t>). Yesu alipokaribia kifo chake, alithibitisha utambulisho wake kama Mwana wa Mungu kupitia mafundisho yake na wakati wa kesi yake (</w:t>
-      </w:r>
-      <w:hyperlink r:id="rId1793">
-        <w:r>
-          <w:rPr>
-            <w:lang w:val="sw_KE" w:bidi="sw_KE"/>
-          </w:rPr>
-          <w:rPr>
-            <w:color w:val="0000EE"/>
-            <w:u w:val="single"/>
-          </w:rPr>
-          <w:t>Marko 12:1–12</w:t>
+          <w:t>9:7</w:t>
         </w:r>
       </w:hyperlink>
       <w:r>
@@ -50164,46 +50579,14 @@
             <w:color w:val="0000EE"/>
             <w:u w:val="single"/>
           </w:rPr>
-          <w:t>13:32</w:t>
-        </w:r>
-      </w:hyperlink>
-      <w:r>
-        <w:rPr>
-          <w:lang w:val="sw_KE" w:bidi="sw_KE"/>
-        </w:rPr>
-        <w:t xml:space="preserve">; </w:t>
-      </w:r>
-      <w:hyperlink r:id="rId1795">
-        <w:r>
-          <w:rPr>
-            <w:lang w:val="sw_KE" w:bidi="sw_KE"/>
-          </w:rPr>
-          <w:rPr>
-            <w:color w:val="0000EE"/>
-            <w:u w:val="single"/>
-          </w:rPr>
-          <w:t>Marko 14:61–62</w:t>
-        </w:r>
-      </w:hyperlink>
-      <w:r>
-        <w:rPr>
-          <w:lang w:val="sw_KE" w:bidi="sw_KE"/>
-        </w:rPr>
-        <w:t>).</w:t>
-      </w:r>
-    </w:p>
-    <w:p>
-      <w:pPr/>
-      <w:r>
-        <w:rPr>
-          <w:lang w:val="sw_KE" w:bidi="sw_KE"/>
-        </w:rPr>
-      </w:r>
-      <w:r>
-        <w:rPr>
-          <w:lang w:val="sw_KE" w:bidi="sw_KE"/>
-        </w:rPr>
-        <w:t>Wakati wa kifo cha Yesu msalabani, jambo lenye nguvu lilitokea. Askari Mroma (anayeitwa centurion) ambaye aliona Yesu akifa, alikuwa mtu wa kwanza katika hadithi hiyo kutambua Yesu kama "Mwana wa Mungu" (</w:t>
+          <w:t>12:1–12</w:t>
+        </w:r>
+      </w:hyperlink>
+      <w:r>
+        <w:rPr>
+          <w:lang w:val="sw_KE" w:bidi="sw_KE"/>
+        </w:rPr>
+        <w:t xml:space="preserve">; </w:t>
       </w:r>
       <w:hyperlink r:id="rId1796">
         <w:r>
@@ -50214,210 +50597,97 @@
             <w:color w:val="0000EE"/>
             <w:u w:val="single"/>
           </w:rPr>
-          <w:t>Marko 15:39</w:t>
-        </w:r>
-      </w:hyperlink>
-      <w:r>
-        <w:rPr>
-          <w:lang w:val="sw_KE" w:bidi="sw_KE"/>
-        </w:rPr>
-        <w:t>). Mapema katika Injili, watu walikuwa wamemwona Yesu kama Mwana wa Mungu alipofukuza roho mbaya, na Mungu mwenyewe alikuwa ametangaza Yesu kama Mwana wake. Lakini ilikuwa ni kifo cha hiari cha Yesu msalabani, na jinsi alivyokufa, ambacho kilionyesha wazi zaidi kwamba alikuwa kweli Mwana wa Mungu (</w:t>
-      </w:r>
-      <w:hyperlink r:id="rId1797">
-        <w:r>
-          <w:rPr>
-            <w:lang w:val="sw_KE" w:bidi="sw_KE"/>
-          </w:rPr>
-          <w:rPr>
-            <w:color w:val="0000EE"/>
-            <w:u w:val="single"/>
-          </w:rPr>
-          <w:t>Marko 15:33–39</w:t>
-        </w:r>
-      </w:hyperlink>
-      <w:r>
-        <w:rPr>
-          <w:lang w:val="sw_KE" w:bidi="sw_KE"/>
-        </w:rPr>
-        <w:t>).</w:t>
-      </w:r>
-    </w:p>
-    <w:p>
-      <w:pPr/>
-      <w:r>
-        <w:rPr>
-          <w:lang w:val="sw_KE" w:bidi="sw_KE"/>
-        </w:rPr>
-      </w:r>
-      <w:r>
-        <w:rPr>
-          <w:u w:val="single"/>
-          <w:lang w:val="sw_KE" w:bidi="sw_KE"/>
-        </w:rPr>
-        <w:t>Sehemu za Kujifunza Zaidi</w:t>
-      </w:r>
-    </w:p>
-    <w:p>
-      <w:pPr/>
-      <w:r>
-        <w:rPr>
-          <w:lang w:val="sw_KE" w:bidi="sw_KE"/>
-        </w:rPr>
-      </w:r>
-      <w:hyperlink r:id="rId1757">
-        <w:r>
-          <w:rPr>
-            <w:lang w:val="sw_KE" w:bidi="sw_KE"/>
-          </w:rPr>
-          <w:rPr>
-            <w:color w:val="0000EE"/>
-            <w:u w:val="single"/>
-          </w:rPr>
-          <w:t>Kutoka 4:22</w:t>
-        </w:r>
-      </w:hyperlink>
-      <w:r>
-        <w:rPr>
-          <w:lang w:val="sw_KE" w:bidi="sw_KE"/>
-        </w:rPr>
-        <w:t xml:space="preserve">; </w:t>
-      </w:r>
-      <w:hyperlink r:id="rId1758">
-        <w:r>
-          <w:rPr>
-            <w:lang w:val="sw_KE" w:bidi="sw_KE"/>
-          </w:rPr>
-          <w:rPr>
-            <w:color w:val="0000EE"/>
-            <w:u w:val="single"/>
-          </w:rPr>
-          <w:t>Kumbukumbu la Torati 32:5–6</w:t>
-        </w:r>
-      </w:hyperlink>
-      <w:r>
-        <w:rPr>
-          <w:lang w:val="sw_KE" w:bidi="sw_KE"/>
-        </w:rPr>
-        <w:t xml:space="preserve">; </w:t>
-      </w:r>
-      <w:hyperlink r:id="rId1771">
-        <w:r>
-          <w:rPr>
-            <w:lang w:val="sw_KE" w:bidi="sw_KE"/>
-          </w:rPr>
-          <w:rPr>
-            <w:color w:val="0000EE"/>
-            <w:u w:val="single"/>
-          </w:rPr>
-          <w:t>2 Samweli 7:14</w:t>
-        </w:r>
-      </w:hyperlink>
-      <w:r>
-        <w:rPr>
-          <w:lang w:val="sw_KE" w:bidi="sw_KE"/>
-        </w:rPr>
-        <w:t xml:space="preserve">; </w:t>
-      </w:r>
-      <w:hyperlink r:id="rId1772">
-        <w:r>
-          <w:rPr>
-            <w:lang w:val="sw_KE" w:bidi="sw_KE"/>
-          </w:rPr>
-          <w:rPr>
-            <w:color w:val="0000EE"/>
-            <w:u w:val="single"/>
-          </w:rPr>
-          <w:t>1 Mambo ya Nyakati 22:10</w:t>
-        </w:r>
-      </w:hyperlink>
-      <w:r>
-        <w:rPr>
-          <w:lang w:val="sw_KE" w:bidi="sw_KE"/>
-        </w:rPr>
-        <w:t xml:space="preserve">; </w:t>
-      </w:r>
-      <w:hyperlink r:id="rId1773">
-        <w:r>
-          <w:rPr>
-            <w:lang w:val="sw_KE" w:bidi="sw_KE"/>
-          </w:rPr>
-          <w:rPr>
-            <w:color w:val="0000EE"/>
-            <w:u w:val="single"/>
-          </w:rPr>
-          <w:t>28:6</w:t>
-        </w:r>
-      </w:hyperlink>
-      <w:r>
-        <w:rPr>
-          <w:lang w:val="sw_KE" w:bidi="sw_KE"/>
-        </w:rPr>
-        <w:t xml:space="preserve">; </w:t>
-      </w:r>
-      <w:hyperlink r:id="rId1774">
-        <w:r>
-          <w:rPr>
-            <w:lang w:val="sw_KE" w:bidi="sw_KE"/>
-          </w:rPr>
-          <w:rPr>
-            <w:color w:val="0000EE"/>
-            <w:u w:val="single"/>
-          </w:rPr>
-          <w:t>Zaburi 2:7</w:t>
-        </w:r>
-      </w:hyperlink>
-      <w:r>
-        <w:rPr>
-          <w:lang w:val="sw_KE" w:bidi="sw_KE"/>
-        </w:rPr>
-        <w:t xml:space="preserve">; </w:t>
-      </w:r>
-      <w:hyperlink r:id="rId1775">
-        <w:r>
-          <w:rPr>
-            <w:lang w:val="sw_KE" w:bidi="sw_KE"/>
-          </w:rPr>
-          <w:rPr>
-            <w:color w:val="0000EE"/>
-            <w:u w:val="single"/>
-          </w:rPr>
-          <w:t>89:26–27</w:t>
-        </w:r>
-      </w:hyperlink>
-      <w:r>
-        <w:rPr>
-          <w:lang w:val="sw_KE" w:bidi="sw_KE"/>
-        </w:rPr>
-        <w:t xml:space="preserve">; </w:t>
-      </w:r>
-      <w:hyperlink r:id="rId1761">
-        <w:r>
-          <w:rPr>
-            <w:lang w:val="sw_KE" w:bidi="sw_KE"/>
-          </w:rPr>
-          <w:rPr>
-            <w:color w:val="0000EE"/>
-            <w:u w:val="single"/>
-          </w:rPr>
-          <w:t>Yeremia 3:19</w:t>
-        </w:r>
-      </w:hyperlink>
-      <w:r>
-        <w:rPr>
-          <w:lang w:val="sw_KE" w:bidi="sw_KE"/>
-        </w:rPr>
-        <w:t xml:space="preserve">; </w:t>
-      </w:r>
-      <w:hyperlink r:id="rId1762">
-        <w:r>
-          <w:rPr>
-            <w:lang w:val="sw_KE" w:bidi="sw_KE"/>
-          </w:rPr>
-          <w:rPr>
-            <w:color w:val="0000EE"/>
-            <w:u w:val="single"/>
-          </w:rPr>
-          <w:t>31:9</w:t>
+          <w:t>14:61–62</w:t>
+        </w:r>
+      </w:hyperlink>
+      <w:r>
+        <w:rPr>
+          <w:lang w:val="sw_KE" w:bidi="sw_KE"/>
+        </w:rPr>
+        <w:t xml:space="preserve">; </w:t>
+      </w:r>
+      <w:hyperlink r:id="rId1801">
+        <w:r>
+          <w:rPr>
+            <w:lang w:val="sw_KE" w:bidi="sw_KE"/>
+          </w:rPr>
+          <w:rPr>
+            <w:color w:val="0000EE"/>
+            <w:u w:val="single"/>
+          </w:rPr>
+          <w:t>15:32–39</w:t>
+        </w:r>
+      </w:hyperlink>
+      <w:r>
+        <w:rPr>
+          <w:lang w:val="sw_KE" w:bidi="sw_KE"/>
+        </w:rPr>
+        <w:t xml:space="preserve">; </w:t>
+      </w:r>
+      <w:hyperlink r:id="rId1802">
+        <w:r>
+          <w:rPr>
+            <w:lang w:val="sw_KE" w:bidi="sw_KE"/>
+          </w:rPr>
+          <w:rPr>
+            <w:color w:val="0000EE"/>
+            <w:u w:val="single"/>
+          </w:rPr>
+          <w:t>Luka 1:32–35</w:t>
+        </w:r>
+      </w:hyperlink>
+      <w:r>
+        <w:rPr>
+          <w:lang w:val="sw_KE" w:bidi="sw_KE"/>
+        </w:rPr>
+        <w:t xml:space="preserve">; </w:t>
+      </w:r>
+      <w:hyperlink r:id="rId1803">
+        <w:r>
+          <w:rPr>
+            <w:lang w:val="sw_KE" w:bidi="sw_KE"/>
+          </w:rPr>
+          <w:rPr>
+            <w:color w:val="0000EE"/>
+            <w:u w:val="single"/>
+          </w:rPr>
+          <w:t>4:41</w:t>
+        </w:r>
+      </w:hyperlink>
+      <w:r>
+        <w:rPr>
+          <w:lang w:val="sw_KE" w:bidi="sw_KE"/>
+        </w:rPr>
+        <w:t xml:space="preserve">; </w:t>
+      </w:r>
+      <w:hyperlink r:id="rId1804">
+        <w:r>
+          <w:rPr>
+            <w:lang w:val="sw_KE" w:bidi="sw_KE"/>
+          </w:rPr>
+          <w:rPr>
+            <w:color w:val="0000EE"/>
+            <w:u w:val="single"/>
+          </w:rPr>
+          <w:t>Yohana 1:18</w:t>
+        </w:r>
+      </w:hyperlink>
+      <w:r>
+        <w:rPr>
+          <w:lang w:val="sw_KE" w:bidi="sw_KE"/>
+        </w:rPr>
+        <w:t xml:space="preserve">; </w:t>
+      </w:r>
+      <w:hyperlink r:id="rId1805">
+        <w:r>
+          <w:rPr>
+            <w:lang w:val="sw_KE" w:bidi="sw_KE"/>
+          </w:rPr>
+          <w:rPr>
+            <w:color w:val="0000EE"/>
+            <w:u w:val="single"/>
+          </w:rPr>
+          <w:t>3:16–17</w:t>
         </w:r>
       </w:hyperlink>
       <w:r>
@@ -50426,52 +50696,52 @@
         </w:rPr>
         <w:t xml:space="preserve">, </w:t>
       </w:r>
-      <w:hyperlink r:id="rId1763">
-        <w:r>
-          <w:rPr>
-            <w:lang w:val="sw_KE" w:bidi="sw_KE"/>
-          </w:rPr>
-          <w:rPr>
-            <w:color w:val="0000EE"/>
-            <w:u w:val="single"/>
-          </w:rPr>
-          <w:t>20</w:t>
-        </w:r>
-      </w:hyperlink>
-      <w:r>
-        <w:rPr>
-          <w:lang w:val="sw_KE" w:bidi="sw_KE"/>
-        </w:rPr>
-        <w:t xml:space="preserve">; </w:t>
-      </w:r>
-      <w:hyperlink r:id="rId1798">
-        <w:r>
-          <w:rPr>
-            <w:lang w:val="sw_KE" w:bidi="sw_KE"/>
-          </w:rPr>
-          <w:rPr>
-            <w:color w:val="0000EE"/>
-            <w:u w:val="single"/>
-          </w:rPr>
-          <w:t>Mathayo 26:63–68</w:t>
-        </w:r>
-      </w:hyperlink>
-      <w:r>
-        <w:rPr>
-          <w:lang w:val="sw_KE" w:bidi="sw_KE"/>
-        </w:rPr>
-        <w:t xml:space="preserve">; </w:t>
-      </w:r>
-      <w:hyperlink r:id="rId1756">
-        <w:r>
-          <w:rPr>
-            <w:lang w:val="sw_KE" w:bidi="sw_KE"/>
-          </w:rPr>
-          <w:rPr>
-            <w:color w:val="0000EE"/>
-            <w:u w:val="single"/>
-          </w:rPr>
-          <w:t>Marko 1:1</w:t>
+      <w:hyperlink r:id="rId1806">
+        <w:r>
+          <w:rPr>
+            <w:lang w:val="sw_KE" w:bidi="sw_KE"/>
+          </w:rPr>
+          <w:rPr>
+            <w:color w:val="0000EE"/>
+            <w:u w:val="single"/>
+          </w:rPr>
+          <w:t>35–36</w:t>
+        </w:r>
+      </w:hyperlink>
+      <w:r>
+        <w:rPr>
+          <w:lang w:val="sw_KE" w:bidi="sw_KE"/>
+        </w:rPr>
+        <w:t xml:space="preserve">; </w:t>
+      </w:r>
+      <w:hyperlink r:id="rId1807">
+        <w:r>
+          <w:rPr>
+            <w:lang w:val="sw_KE" w:bidi="sw_KE"/>
+          </w:rPr>
+          <w:rPr>
+            <w:color w:val="0000EE"/>
+            <w:u w:val="single"/>
+          </w:rPr>
+          <w:t>5:19–26</w:t>
+        </w:r>
+      </w:hyperlink>
+      <w:r>
+        <w:rPr>
+          <w:lang w:val="sw_KE" w:bidi="sw_KE"/>
+        </w:rPr>
+        <w:t xml:space="preserve">; </w:t>
+      </w:r>
+      <w:hyperlink r:id="rId1808">
+        <w:r>
+          <w:rPr>
+            <w:lang w:val="sw_KE" w:bidi="sw_KE"/>
+          </w:rPr>
+          <w:rPr>
+            <w:color w:val="0000EE"/>
+            <w:u w:val="single"/>
+          </w:rPr>
+          <w:t>17:5</w:t>
         </w:r>
       </w:hyperlink>
       <w:r>
@@ -50480,16 +50750,106 @@
         </w:rPr>
         <w:t xml:space="preserve">, </w:t>
       </w:r>
-      <w:hyperlink r:id="rId1776">
-        <w:r>
-          <w:rPr>
-            <w:lang w:val="sw_KE" w:bidi="sw_KE"/>
-          </w:rPr>
-          <w:rPr>
-            <w:color w:val="0000EE"/>
-            <w:u w:val="single"/>
-          </w:rPr>
-          <w:t>11</w:t>
+      <w:hyperlink r:id="rId1809">
+        <w:r>
+          <w:rPr>
+            <w:lang w:val="sw_KE" w:bidi="sw_KE"/>
+          </w:rPr>
+          <w:rPr>
+            <w:color w:val="0000EE"/>
+            <w:u w:val="single"/>
+          </w:rPr>
+          <w:t>24</w:t>
+        </w:r>
+      </w:hyperlink>
+      <w:r>
+        <w:rPr>
+          <w:lang w:val="sw_KE" w:bidi="sw_KE"/>
+        </w:rPr>
+        <w:t xml:space="preserve">; </w:t>
+      </w:r>
+      <w:hyperlink r:id="rId1810">
+        <w:r>
+          <w:rPr>
+            <w:lang w:val="sw_KE" w:bidi="sw_KE"/>
+          </w:rPr>
+          <w:rPr>
+            <w:color w:val="0000EE"/>
+            <w:u w:val="single"/>
+          </w:rPr>
+          <w:t>20:31</w:t>
+        </w:r>
+      </w:hyperlink>
+      <w:r>
+        <w:rPr>
+          <w:lang w:val="sw_KE" w:bidi="sw_KE"/>
+        </w:rPr>
+        <w:t xml:space="preserve">; </w:t>
+      </w:r>
+      <w:hyperlink r:id="rId1811">
+        <w:r>
+          <w:rPr>
+            <w:lang w:val="sw_KE" w:bidi="sw_KE"/>
+          </w:rPr>
+          <w:rPr>
+            <w:color w:val="0000EE"/>
+            <w:u w:val="single"/>
+          </w:rPr>
+          <w:t>Matendo 13:33</w:t>
+        </w:r>
+      </w:hyperlink>
+      <w:r>
+        <w:rPr>
+          <w:lang w:val="sw_KE" w:bidi="sw_KE"/>
+        </w:rPr>
+        <w:t xml:space="preserve">; </w:t>
+      </w:r>
+      <w:hyperlink r:id="rId1812">
+        <w:r>
+          <w:rPr>
+            <w:lang w:val="sw_KE" w:bidi="sw_KE"/>
+          </w:rPr>
+          <w:rPr>
+            <w:color w:val="0000EE"/>
+            <w:u w:val="single"/>
+          </w:rPr>
+          <w:t>Warumi 1:4</w:t>
+        </w:r>
+      </w:hyperlink>
+      <w:r>
+        <w:rPr>
+          <w:lang w:val="sw_KE" w:bidi="sw_KE"/>
+        </w:rPr>
+        <w:t xml:space="preserve">; </w:t>
+      </w:r>
+      <w:hyperlink r:id="rId1813">
+        <w:r>
+          <w:rPr>
+            <w:lang w:val="sw_KE" w:bidi="sw_KE"/>
+          </w:rPr>
+          <w:rPr>
+            <w:color w:val="0000EE"/>
+            <w:u w:val="single"/>
+          </w:rPr>
+          <w:t>5:10</w:t>
+        </w:r>
+      </w:hyperlink>
+      <w:r>
+        <w:rPr>
+          <w:lang w:val="sw_KE" w:bidi="sw_KE"/>
+        </w:rPr>
+        <w:t xml:space="preserve">; </w:t>
+      </w:r>
+      <w:hyperlink r:id="rId1814">
+        <w:r>
+          <w:rPr>
+            <w:lang w:val="sw_KE" w:bidi="sw_KE"/>
+          </w:rPr>
+          <w:rPr>
+            <w:color w:val="0000EE"/>
+            <w:u w:val="single"/>
+          </w:rPr>
+          <w:t>8:3</w:t>
         </w:r>
       </w:hyperlink>
       <w:r>
@@ -50498,196 +50858,232 @@
         </w:rPr>
         <w:t xml:space="preserve">, </w:t>
       </w:r>
-      <w:hyperlink r:id="rId1780">
-        <w:r>
-          <w:rPr>
-            <w:lang w:val="sw_KE" w:bidi="sw_KE"/>
-          </w:rPr>
-          <w:rPr>
-            <w:color w:val="0000EE"/>
-            <w:u w:val="single"/>
-          </w:rPr>
-          <w:t>24</w:t>
-        </w:r>
-      </w:hyperlink>
-      <w:r>
-        <w:rPr>
-          <w:lang w:val="sw_KE" w:bidi="sw_KE"/>
-        </w:rPr>
-        <w:t xml:space="preserve">; </w:t>
-      </w:r>
-      <w:hyperlink r:id="rId1799">
-        <w:r>
-          <w:rPr>
-            <w:lang w:val="sw_KE" w:bidi="sw_KE"/>
-          </w:rPr>
-          <w:rPr>
-            <w:color w:val="0000EE"/>
-            <w:u w:val="single"/>
-          </w:rPr>
-          <w:t>4:35–41</w:t>
-        </w:r>
-      </w:hyperlink>
-      <w:r>
-        <w:rPr>
-          <w:lang w:val="sw_KE" w:bidi="sw_KE"/>
-        </w:rPr>
-        <w:t xml:space="preserve">; </w:t>
-      </w:r>
-      <w:hyperlink r:id="rId1789">
-        <w:r>
-          <w:rPr>
-            <w:lang w:val="sw_KE" w:bidi="sw_KE"/>
-          </w:rPr>
-          <w:rPr>
-            <w:color w:val="0000EE"/>
-            <w:u w:val="single"/>
-          </w:rPr>
-          <w:t>8:31</w:t>
-        </w:r>
-      </w:hyperlink>
-      <w:r>
-        <w:rPr>
-          <w:lang w:val="sw_KE" w:bidi="sw_KE"/>
-        </w:rPr>
-        <w:t xml:space="preserve">; </w:t>
-      </w:r>
-      <w:hyperlink r:id="rId1791">
-        <w:r>
-          <w:rPr>
-            <w:lang w:val="sw_KE" w:bidi="sw_KE"/>
-          </w:rPr>
-          <w:rPr>
-            <w:color w:val="0000EE"/>
-            <w:u w:val="single"/>
-          </w:rPr>
-          <w:t>9:7</w:t>
-        </w:r>
-      </w:hyperlink>
-      <w:r>
-        <w:rPr>
-          <w:lang w:val="sw_KE" w:bidi="sw_KE"/>
-        </w:rPr>
-        <w:t xml:space="preserve">; </w:t>
-      </w:r>
-      <w:hyperlink r:id="rId1793">
-        <w:r>
-          <w:rPr>
-            <w:lang w:val="sw_KE" w:bidi="sw_KE"/>
-          </w:rPr>
-          <w:rPr>
-            <w:color w:val="0000EE"/>
-            <w:u w:val="single"/>
-          </w:rPr>
-          <w:t>12:1–12</w:t>
-        </w:r>
-      </w:hyperlink>
-      <w:r>
-        <w:rPr>
-          <w:lang w:val="sw_KE" w:bidi="sw_KE"/>
-        </w:rPr>
-        <w:t xml:space="preserve">; </w:t>
-      </w:r>
-      <w:hyperlink r:id="rId1795">
-        <w:r>
-          <w:rPr>
-            <w:lang w:val="sw_KE" w:bidi="sw_KE"/>
-          </w:rPr>
-          <w:rPr>
-            <w:color w:val="0000EE"/>
-            <w:u w:val="single"/>
-          </w:rPr>
-          <w:t>14:61–62</w:t>
-        </w:r>
-      </w:hyperlink>
-      <w:r>
-        <w:rPr>
-          <w:lang w:val="sw_KE" w:bidi="sw_KE"/>
-        </w:rPr>
-        <w:t xml:space="preserve">; </w:t>
-      </w:r>
-      <w:hyperlink r:id="rId1800">
-        <w:r>
-          <w:rPr>
-            <w:lang w:val="sw_KE" w:bidi="sw_KE"/>
-          </w:rPr>
-          <w:rPr>
-            <w:color w:val="0000EE"/>
-            <w:u w:val="single"/>
-          </w:rPr>
-          <w:t>15:32–39</w:t>
-        </w:r>
-      </w:hyperlink>
-      <w:r>
-        <w:rPr>
-          <w:lang w:val="sw_KE" w:bidi="sw_KE"/>
-        </w:rPr>
-        <w:t xml:space="preserve">; </w:t>
-      </w:r>
-      <w:hyperlink r:id="rId1801">
-        <w:r>
-          <w:rPr>
-            <w:lang w:val="sw_KE" w:bidi="sw_KE"/>
-          </w:rPr>
-          <w:rPr>
-            <w:color w:val="0000EE"/>
-            <w:u w:val="single"/>
-          </w:rPr>
-          <w:t>Luka 1:32–35</w:t>
-        </w:r>
-      </w:hyperlink>
-      <w:r>
-        <w:rPr>
-          <w:lang w:val="sw_KE" w:bidi="sw_KE"/>
-        </w:rPr>
-        <w:t xml:space="preserve">; </w:t>
-      </w:r>
-      <w:hyperlink r:id="rId1802">
-        <w:r>
-          <w:rPr>
-            <w:lang w:val="sw_KE" w:bidi="sw_KE"/>
-          </w:rPr>
-          <w:rPr>
-            <w:color w:val="0000EE"/>
-            <w:u w:val="single"/>
-          </w:rPr>
-          <w:t>4:41</w:t>
-        </w:r>
-      </w:hyperlink>
-      <w:r>
-        <w:rPr>
-          <w:lang w:val="sw_KE" w:bidi="sw_KE"/>
-        </w:rPr>
-        <w:t xml:space="preserve">; </w:t>
-      </w:r>
-      <w:hyperlink r:id="rId1803">
-        <w:r>
-          <w:rPr>
-            <w:lang w:val="sw_KE" w:bidi="sw_KE"/>
-          </w:rPr>
-          <w:rPr>
-            <w:color w:val="0000EE"/>
-            <w:u w:val="single"/>
-          </w:rPr>
-          <w:t>Yohana 1:18</w:t>
-        </w:r>
-      </w:hyperlink>
-      <w:r>
-        <w:rPr>
-          <w:lang w:val="sw_KE" w:bidi="sw_KE"/>
-        </w:rPr>
-        <w:t xml:space="preserve">; </w:t>
-      </w:r>
-      <w:hyperlink r:id="rId1804">
-        <w:r>
-          <w:rPr>
-            <w:lang w:val="sw_KE" w:bidi="sw_KE"/>
-          </w:rPr>
-          <w:rPr>
-            <w:color w:val="0000EE"/>
-            <w:u w:val="single"/>
-          </w:rPr>
-          <w:t>3:16–17</w:t>
+      <w:hyperlink r:id="rId1035">
+        <w:r>
+          <w:rPr>
+            <w:lang w:val="sw_KE" w:bidi="sw_KE"/>
+          </w:rPr>
+          <w:rPr>
+            <w:color w:val="0000EE"/>
+            <w:u w:val="single"/>
+          </w:rPr>
+          <w:t>32</w:t>
+        </w:r>
+      </w:hyperlink>
+      <w:r>
+        <w:rPr>
+          <w:lang w:val="sw_KE" w:bidi="sw_KE"/>
+        </w:rPr>
+        <w:t xml:space="preserve">; </w:t>
+      </w:r>
+      <w:hyperlink r:id="rId1815">
+        <w:r>
+          <w:rPr>
+            <w:lang w:val="sw_KE" w:bidi="sw_KE"/>
+          </w:rPr>
+          <w:rPr>
+            <w:color w:val="0000EE"/>
+            <w:u w:val="single"/>
+          </w:rPr>
+          <w:t>2 Wakorintho 1:19</w:t>
+        </w:r>
+      </w:hyperlink>
+      <w:r>
+        <w:rPr>
+          <w:lang w:val="sw_KE" w:bidi="sw_KE"/>
+        </w:rPr>
+        <w:t xml:space="preserve">; </w:t>
+      </w:r>
+      <w:hyperlink r:id="rId1031">
+        <w:r>
+          <w:rPr>
+            <w:lang w:val="sw_KE" w:bidi="sw_KE"/>
+          </w:rPr>
+          <w:rPr>
+            <w:color w:val="0000EE"/>
+            <w:u w:val="single"/>
+          </w:rPr>
+          <w:t>Wagalatia 2:20</w:t>
+        </w:r>
+      </w:hyperlink>
+      <w:r>
+        <w:rPr>
+          <w:lang w:val="sw_KE" w:bidi="sw_KE"/>
+        </w:rPr>
+        <w:t xml:space="preserve">; </w:t>
+      </w:r>
+      <w:hyperlink r:id="rId1816">
+        <w:r>
+          <w:rPr>
+            <w:lang w:val="sw_KE" w:bidi="sw_KE"/>
+          </w:rPr>
+          <w:rPr>
+            <w:color w:val="0000EE"/>
+            <w:u w:val="single"/>
+          </w:rPr>
+          <w:t>4:4–5</w:t>
+        </w:r>
+      </w:hyperlink>
+      <w:r>
+        <w:rPr>
+          <w:lang w:val="sw_KE" w:bidi="sw_KE"/>
+        </w:rPr>
+        <w:t xml:space="preserve">; </w:t>
+      </w:r>
+      <w:hyperlink r:id="rId1817">
+        <w:r>
+          <w:rPr>
+            <w:lang w:val="sw_KE" w:bidi="sw_KE"/>
+          </w:rPr>
+          <w:rPr>
+            <w:color w:val="0000EE"/>
+            <w:u w:val="single"/>
+          </w:rPr>
+          <w:t>Waefeso 4:13</w:t>
+        </w:r>
+      </w:hyperlink>
+      <w:r>
+        <w:rPr>
+          <w:lang w:val="sw_KE" w:bidi="sw_KE"/>
+        </w:rPr>
+        <w:t xml:space="preserve">; </w:t>
+      </w:r>
+      <w:hyperlink r:id="rId430">
+        <w:r>
+          <w:rPr>
+            <w:lang w:val="sw_KE" w:bidi="sw_KE"/>
+          </w:rPr>
+          <w:rPr>
+            <w:color w:val="0000EE"/>
+            <w:u w:val="single"/>
+          </w:rPr>
+          <w:t>1 Wathesalonike 1:10</w:t>
+        </w:r>
+      </w:hyperlink>
+      <w:r>
+        <w:rPr>
+          <w:lang w:val="sw_KE" w:bidi="sw_KE"/>
+        </w:rPr>
+        <w:t xml:space="preserve">; </w:t>
+      </w:r>
+      <w:hyperlink r:id="rId1818">
+        <w:r>
+          <w:rPr>
+            <w:lang w:val="sw_KE" w:bidi="sw_KE"/>
+          </w:rPr>
+          <w:rPr>
+            <w:color w:val="0000EE"/>
+            <w:u w:val="single"/>
+          </w:rPr>
+          <w:t>Waebrania 1:2–14</w:t>
+        </w:r>
+      </w:hyperlink>
+      <w:r>
+        <w:rPr>
+          <w:lang w:val="sw_KE" w:bidi="sw_KE"/>
+        </w:rPr>
+        <w:t xml:space="preserve">; </w:t>
+      </w:r>
+      <w:hyperlink r:id="rId1819">
+        <w:r>
+          <w:rPr>
+            <w:lang w:val="sw_KE" w:bidi="sw_KE"/>
+          </w:rPr>
+          <w:rPr>
+            <w:color w:val="0000EE"/>
+            <w:u w:val="single"/>
+          </w:rPr>
+          <w:t>3:6</w:t>
+        </w:r>
+      </w:hyperlink>
+      <w:r>
+        <w:rPr>
+          <w:lang w:val="sw_KE" w:bidi="sw_KE"/>
+        </w:rPr>
+        <w:t xml:space="preserve">; </w:t>
+      </w:r>
+      <w:hyperlink r:id="rId1820">
+        <w:r>
+          <w:rPr>
+            <w:lang w:val="sw_KE" w:bidi="sw_KE"/>
+          </w:rPr>
+          <w:rPr>
+            <w:color w:val="0000EE"/>
+            <w:u w:val="single"/>
+          </w:rPr>
+          <w:t>5:5</w:t>
+        </w:r>
+      </w:hyperlink>
+      <w:r>
+        <w:rPr>
+          <w:lang w:val="sw_KE" w:bidi="sw_KE"/>
+        </w:rPr>
+        <w:t xml:space="preserve">; </w:t>
+      </w:r>
+      <w:hyperlink r:id="rId1821">
+        <w:r>
+          <w:rPr>
+            <w:lang w:val="sw_KE" w:bidi="sw_KE"/>
+          </w:rPr>
+          <w:rPr>
+            <w:color w:val="0000EE"/>
+            <w:u w:val="single"/>
+          </w:rPr>
+          <w:t>1 Yohana 1:3</w:t>
+        </w:r>
+      </w:hyperlink>
+      <w:r>
+        <w:rPr>
+          <w:lang w:val="sw_KE" w:bidi="sw_KE"/>
+        </w:rPr>
+        <w:t xml:space="preserve">; </w:t>
+      </w:r>
+      <w:hyperlink r:id="rId1302">
+        <w:r>
+          <w:rPr>
+            <w:lang w:val="sw_KE" w:bidi="sw_KE"/>
+          </w:rPr>
+          <w:rPr>
+            <w:color w:val="0000EE"/>
+            <w:u w:val="single"/>
+          </w:rPr>
+          <w:t>2:22</w:t>
+        </w:r>
+      </w:hyperlink>
+      <w:r>
+        <w:rPr>
+          <w:lang w:val="sw_KE" w:bidi="sw_KE"/>
+        </w:rPr>
+        <w:t xml:space="preserve">; </w:t>
+      </w:r>
+      <w:hyperlink r:id="rId1822">
+        <w:r>
+          <w:rPr>
+            <w:lang w:val="sw_KE" w:bidi="sw_KE"/>
+          </w:rPr>
+          <w:rPr>
+            <w:color w:val="0000EE"/>
+            <w:u w:val="single"/>
+          </w:rPr>
+          <w:t>3:23</w:t>
+        </w:r>
+      </w:hyperlink>
+      <w:r>
+        <w:rPr>
+          <w:lang w:val="sw_KE" w:bidi="sw_KE"/>
+        </w:rPr>
+        <w:t xml:space="preserve">; </w:t>
+      </w:r>
+      <w:hyperlink r:id="rId1823">
+        <w:r>
+          <w:rPr>
+            <w:lang w:val="sw_KE" w:bidi="sw_KE"/>
+          </w:rPr>
+          <w:rPr>
+            <w:color w:val="0000EE"/>
+            <w:u w:val="single"/>
+          </w:rPr>
+          <w:t>4:9–10</w:t>
         </w:r>
       </w:hyperlink>
       <w:r>
@@ -50696,52 +51092,52 @@
         </w:rPr>
         <w:t xml:space="preserve">, </w:t>
       </w:r>
-      <w:hyperlink r:id="rId1805">
-        <w:r>
-          <w:rPr>
-            <w:lang w:val="sw_KE" w:bidi="sw_KE"/>
-          </w:rPr>
-          <w:rPr>
-            <w:color w:val="0000EE"/>
-            <w:u w:val="single"/>
-          </w:rPr>
-          <w:t>35–36</w:t>
-        </w:r>
-      </w:hyperlink>
-      <w:r>
-        <w:rPr>
-          <w:lang w:val="sw_KE" w:bidi="sw_KE"/>
-        </w:rPr>
-        <w:t xml:space="preserve">; </w:t>
-      </w:r>
-      <w:hyperlink r:id="rId1806">
-        <w:r>
-          <w:rPr>
-            <w:lang w:val="sw_KE" w:bidi="sw_KE"/>
-          </w:rPr>
-          <w:rPr>
-            <w:color w:val="0000EE"/>
-            <w:u w:val="single"/>
-          </w:rPr>
-          <w:t>5:19–26</w:t>
-        </w:r>
-      </w:hyperlink>
-      <w:r>
-        <w:rPr>
-          <w:lang w:val="sw_KE" w:bidi="sw_KE"/>
-        </w:rPr>
-        <w:t xml:space="preserve">; </w:t>
-      </w:r>
-      <w:hyperlink r:id="rId1807">
-        <w:r>
-          <w:rPr>
-            <w:lang w:val="sw_KE" w:bidi="sw_KE"/>
-          </w:rPr>
-          <w:rPr>
-            <w:color w:val="0000EE"/>
-            <w:u w:val="single"/>
-          </w:rPr>
-          <w:t>17:5</w:t>
+      <w:hyperlink r:id="rId1824">
+        <w:r>
+          <w:rPr>
+            <w:lang w:val="sw_KE" w:bidi="sw_KE"/>
+          </w:rPr>
+          <w:rPr>
+            <w:color w:val="0000EE"/>
+            <w:u w:val="single"/>
+          </w:rPr>
+          <w:t>14</w:t>
+        </w:r>
+      </w:hyperlink>
+      <w:r>
+        <w:rPr>
+          <w:lang w:val="sw_KE" w:bidi="sw_KE"/>
+        </w:rPr>
+        <w:t xml:space="preserve">; </w:t>
+      </w:r>
+      <w:hyperlink r:id="rId1825">
+        <w:r>
+          <w:rPr>
+            <w:lang w:val="sw_KE" w:bidi="sw_KE"/>
+          </w:rPr>
+          <w:rPr>
+            <w:color w:val="0000EE"/>
+            <w:u w:val="single"/>
+          </w:rPr>
+          <w:t>5:20</w:t>
+        </w:r>
+      </w:hyperlink>
+      <w:r>
+        <w:rPr>
+          <w:lang w:val="sw_KE" w:bidi="sw_KE"/>
+        </w:rPr>
+        <w:t xml:space="preserve">; </w:t>
+      </w:r>
+      <w:hyperlink r:id="rId1826">
+        <w:r>
+          <w:rPr>
+            <w:lang w:val="sw_KE" w:bidi="sw_KE"/>
+          </w:rPr>
+          <w:rPr>
+            <w:color w:val="0000EE"/>
+            <w:u w:val="single"/>
+          </w:rPr>
+          <w:t>2 Yohana 1:3</w:t>
         </w:r>
       </w:hyperlink>
       <w:r>
@@ -50750,403 +51146,7 @@
         </w:rPr>
         <w:t xml:space="preserve">, </w:t>
       </w:r>
-      <w:hyperlink r:id="rId1808">
-        <w:r>
-          <w:rPr>
-            <w:lang w:val="sw_KE" w:bidi="sw_KE"/>
-          </w:rPr>
-          <w:rPr>
-            <w:color w:val="0000EE"/>
-            <w:u w:val="single"/>
-          </w:rPr>
-          <w:t>24</w:t>
-        </w:r>
-      </w:hyperlink>
-      <w:r>
-        <w:rPr>
-          <w:lang w:val="sw_KE" w:bidi="sw_KE"/>
-        </w:rPr>
-        <w:t xml:space="preserve">; </w:t>
-      </w:r>
-      <w:hyperlink r:id="rId1809">
-        <w:r>
-          <w:rPr>
-            <w:lang w:val="sw_KE" w:bidi="sw_KE"/>
-          </w:rPr>
-          <w:rPr>
-            <w:color w:val="0000EE"/>
-            <w:u w:val="single"/>
-          </w:rPr>
-          <w:t>20:31</w:t>
-        </w:r>
-      </w:hyperlink>
-      <w:r>
-        <w:rPr>
-          <w:lang w:val="sw_KE" w:bidi="sw_KE"/>
-        </w:rPr>
-        <w:t xml:space="preserve">; </w:t>
-      </w:r>
-      <w:hyperlink r:id="rId1810">
-        <w:r>
-          <w:rPr>
-            <w:lang w:val="sw_KE" w:bidi="sw_KE"/>
-          </w:rPr>
-          <w:rPr>
-            <w:color w:val="0000EE"/>
-            <w:u w:val="single"/>
-          </w:rPr>
-          <w:t>Matendo 13:33</w:t>
-        </w:r>
-      </w:hyperlink>
-      <w:r>
-        <w:rPr>
-          <w:lang w:val="sw_KE" w:bidi="sw_KE"/>
-        </w:rPr>
-        <w:t xml:space="preserve">; </w:t>
-      </w:r>
-      <w:hyperlink r:id="rId1811">
-        <w:r>
-          <w:rPr>
-            <w:lang w:val="sw_KE" w:bidi="sw_KE"/>
-          </w:rPr>
-          <w:rPr>
-            <w:color w:val="0000EE"/>
-            <w:u w:val="single"/>
-          </w:rPr>
-          <w:t>Warumi 1:4</w:t>
-        </w:r>
-      </w:hyperlink>
-      <w:r>
-        <w:rPr>
-          <w:lang w:val="sw_KE" w:bidi="sw_KE"/>
-        </w:rPr>
-        <w:t xml:space="preserve">; </w:t>
-      </w:r>
-      <w:hyperlink r:id="rId1812">
-        <w:r>
-          <w:rPr>
-            <w:lang w:val="sw_KE" w:bidi="sw_KE"/>
-          </w:rPr>
-          <w:rPr>
-            <w:color w:val="0000EE"/>
-            <w:u w:val="single"/>
-          </w:rPr>
-          <w:t>5:10</w:t>
-        </w:r>
-      </w:hyperlink>
-      <w:r>
-        <w:rPr>
-          <w:lang w:val="sw_KE" w:bidi="sw_KE"/>
-        </w:rPr>
-        <w:t xml:space="preserve">; </w:t>
-      </w:r>
-      <w:hyperlink r:id="rId1813">
-        <w:r>
-          <w:rPr>
-            <w:lang w:val="sw_KE" w:bidi="sw_KE"/>
-          </w:rPr>
-          <w:rPr>
-            <w:color w:val="0000EE"/>
-            <w:u w:val="single"/>
-          </w:rPr>
-          <w:t>8:3</w:t>
-        </w:r>
-      </w:hyperlink>
-      <w:r>
-        <w:rPr>
-          <w:lang w:val="sw_KE" w:bidi="sw_KE"/>
-        </w:rPr>
-        <w:t xml:space="preserve">, </w:t>
-      </w:r>
-      <w:hyperlink r:id="rId1035">
-        <w:r>
-          <w:rPr>
-            <w:lang w:val="sw_KE" w:bidi="sw_KE"/>
-          </w:rPr>
-          <w:rPr>
-            <w:color w:val="0000EE"/>
-            <w:u w:val="single"/>
-          </w:rPr>
-          <w:t>32</w:t>
-        </w:r>
-      </w:hyperlink>
-      <w:r>
-        <w:rPr>
-          <w:lang w:val="sw_KE" w:bidi="sw_KE"/>
-        </w:rPr>
-        <w:t xml:space="preserve">; </w:t>
-      </w:r>
-      <w:hyperlink r:id="rId1814">
-        <w:r>
-          <w:rPr>
-            <w:lang w:val="sw_KE" w:bidi="sw_KE"/>
-          </w:rPr>
-          <w:rPr>
-            <w:color w:val="0000EE"/>
-            <w:u w:val="single"/>
-          </w:rPr>
-          <w:t>2 Wakorintho 1:19</w:t>
-        </w:r>
-      </w:hyperlink>
-      <w:r>
-        <w:rPr>
-          <w:lang w:val="sw_KE" w:bidi="sw_KE"/>
-        </w:rPr>
-        <w:t xml:space="preserve">; </w:t>
-      </w:r>
-      <w:hyperlink r:id="rId1031">
-        <w:r>
-          <w:rPr>
-            <w:lang w:val="sw_KE" w:bidi="sw_KE"/>
-          </w:rPr>
-          <w:rPr>
-            <w:color w:val="0000EE"/>
-            <w:u w:val="single"/>
-          </w:rPr>
-          <w:t>Wagalatia 2:20</w:t>
-        </w:r>
-      </w:hyperlink>
-      <w:r>
-        <w:rPr>
-          <w:lang w:val="sw_KE" w:bidi="sw_KE"/>
-        </w:rPr>
-        <w:t xml:space="preserve">; </w:t>
-      </w:r>
-      <w:hyperlink r:id="rId1815">
-        <w:r>
-          <w:rPr>
-            <w:lang w:val="sw_KE" w:bidi="sw_KE"/>
-          </w:rPr>
-          <w:rPr>
-            <w:color w:val="0000EE"/>
-            <w:u w:val="single"/>
-          </w:rPr>
-          <w:t>4:4–5</w:t>
-        </w:r>
-      </w:hyperlink>
-      <w:r>
-        <w:rPr>
-          <w:lang w:val="sw_KE" w:bidi="sw_KE"/>
-        </w:rPr>
-        <w:t xml:space="preserve">; </w:t>
-      </w:r>
-      <w:hyperlink r:id="rId1816">
-        <w:r>
-          <w:rPr>
-            <w:lang w:val="sw_KE" w:bidi="sw_KE"/>
-          </w:rPr>
-          <w:rPr>
-            <w:color w:val="0000EE"/>
-            <w:u w:val="single"/>
-          </w:rPr>
-          <w:t>Waefeso 4:13</w:t>
-        </w:r>
-      </w:hyperlink>
-      <w:r>
-        <w:rPr>
-          <w:lang w:val="sw_KE" w:bidi="sw_KE"/>
-        </w:rPr>
-        <w:t xml:space="preserve">; </w:t>
-      </w:r>
-      <w:hyperlink r:id="rId430">
-        <w:r>
-          <w:rPr>
-            <w:lang w:val="sw_KE" w:bidi="sw_KE"/>
-          </w:rPr>
-          <w:rPr>
-            <w:color w:val="0000EE"/>
-            <w:u w:val="single"/>
-          </w:rPr>
-          <w:t>1 Wathesalonike 1:10</w:t>
-        </w:r>
-      </w:hyperlink>
-      <w:r>
-        <w:rPr>
-          <w:lang w:val="sw_KE" w:bidi="sw_KE"/>
-        </w:rPr>
-        <w:t xml:space="preserve">; </w:t>
-      </w:r>
-      <w:hyperlink r:id="rId1817">
-        <w:r>
-          <w:rPr>
-            <w:lang w:val="sw_KE" w:bidi="sw_KE"/>
-          </w:rPr>
-          <w:rPr>
-            <w:color w:val="0000EE"/>
-            <w:u w:val="single"/>
-          </w:rPr>
-          <w:t>Waebrania 1:2–14</w:t>
-        </w:r>
-      </w:hyperlink>
-      <w:r>
-        <w:rPr>
-          <w:lang w:val="sw_KE" w:bidi="sw_KE"/>
-        </w:rPr>
-        <w:t xml:space="preserve">; </w:t>
-      </w:r>
-      <w:hyperlink r:id="rId1818">
-        <w:r>
-          <w:rPr>
-            <w:lang w:val="sw_KE" w:bidi="sw_KE"/>
-          </w:rPr>
-          <w:rPr>
-            <w:color w:val="0000EE"/>
-            <w:u w:val="single"/>
-          </w:rPr>
-          <w:t>3:6</w:t>
-        </w:r>
-      </w:hyperlink>
-      <w:r>
-        <w:rPr>
-          <w:lang w:val="sw_KE" w:bidi="sw_KE"/>
-        </w:rPr>
-        <w:t xml:space="preserve">; </w:t>
-      </w:r>
-      <w:hyperlink r:id="rId1819">
-        <w:r>
-          <w:rPr>
-            <w:lang w:val="sw_KE" w:bidi="sw_KE"/>
-          </w:rPr>
-          <w:rPr>
-            <w:color w:val="0000EE"/>
-            <w:u w:val="single"/>
-          </w:rPr>
-          <w:t>5:5</w:t>
-        </w:r>
-      </w:hyperlink>
-      <w:r>
-        <w:rPr>
-          <w:lang w:val="sw_KE" w:bidi="sw_KE"/>
-        </w:rPr>
-        <w:t xml:space="preserve">; </w:t>
-      </w:r>
-      <w:hyperlink r:id="rId1820">
-        <w:r>
-          <w:rPr>
-            <w:lang w:val="sw_KE" w:bidi="sw_KE"/>
-          </w:rPr>
-          <w:rPr>
-            <w:color w:val="0000EE"/>
-            <w:u w:val="single"/>
-          </w:rPr>
-          <w:t>1 Yohana 1:3</w:t>
-        </w:r>
-      </w:hyperlink>
-      <w:r>
-        <w:rPr>
-          <w:lang w:val="sw_KE" w:bidi="sw_KE"/>
-        </w:rPr>
-        <w:t xml:space="preserve">; </w:t>
-      </w:r>
-      <w:hyperlink r:id="rId1302">
-        <w:r>
-          <w:rPr>
-            <w:lang w:val="sw_KE" w:bidi="sw_KE"/>
-          </w:rPr>
-          <w:rPr>
-            <w:color w:val="0000EE"/>
-            <w:u w:val="single"/>
-          </w:rPr>
-          <w:t>2:22</w:t>
-        </w:r>
-      </w:hyperlink>
-      <w:r>
-        <w:rPr>
-          <w:lang w:val="sw_KE" w:bidi="sw_KE"/>
-        </w:rPr>
-        <w:t xml:space="preserve">; </w:t>
-      </w:r>
-      <w:hyperlink r:id="rId1821">
-        <w:r>
-          <w:rPr>
-            <w:lang w:val="sw_KE" w:bidi="sw_KE"/>
-          </w:rPr>
-          <w:rPr>
-            <w:color w:val="0000EE"/>
-            <w:u w:val="single"/>
-          </w:rPr>
-          <w:t>3:23</w:t>
-        </w:r>
-      </w:hyperlink>
-      <w:r>
-        <w:rPr>
-          <w:lang w:val="sw_KE" w:bidi="sw_KE"/>
-        </w:rPr>
-        <w:t xml:space="preserve">; </w:t>
-      </w:r>
-      <w:hyperlink r:id="rId1822">
-        <w:r>
-          <w:rPr>
-            <w:lang w:val="sw_KE" w:bidi="sw_KE"/>
-          </w:rPr>
-          <w:rPr>
-            <w:color w:val="0000EE"/>
-            <w:u w:val="single"/>
-          </w:rPr>
-          <w:t>4:9–10</w:t>
-        </w:r>
-      </w:hyperlink>
-      <w:r>
-        <w:rPr>
-          <w:lang w:val="sw_KE" w:bidi="sw_KE"/>
-        </w:rPr>
-        <w:t xml:space="preserve">, </w:t>
-      </w:r>
-      <w:hyperlink r:id="rId1823">
-        <w:r>
-          <w:rPr>
-            <w:lang w:val="sw_KE" w:bidi="sw_KE"/>
-          </w:rPr>
-          <w:rPr>
-            <w:color w:val="0000EE"/>
-            <w:u w:val="single"/>
-          </w:rPr>
-          <w:t>14</w:t>
-        </w:r>
-      </w:hyperlink>
-      <w:r>
-        <w:rPr>
-          <w:lang w:val="sw_KE" w:bidi="sw_KE"/>
-        </w:rPr>
-        <w:t xml:space="preserve">; </w:t>
-      </w:r>
-      <w:hyperlink r:id="rId1824">
-        <w:r>
-          <w:rPr>
-            <w:lang w:val="sw_KE" w:bidi="sw_KE"/>
-          </w:rPr>
-          <w:rPr>
-            <w:color w:val="0000EE"/>
-            <w:u w:val="single"/>
-          </w:rPr>
-          <w:t>5:20</w:t>
-        </w:r>
-      </w:hyperlink>
-      <w:r>
-        <w:rPr>
-          <w:lang w:val="sw_KE" w:bidi="sw_KE"/>
-        </w:rPr>
-        <w:t xml:space="preserve">; </w:t>
-      </w:r>
-      <w:hyperlink r:id="rId1825">
-        <w:r>
-          <w:rPr>
-            <w:lang w:val="sw_KE" w:bidi="sw_KE"/>
-          </w:rPr>
-          <w:rPr>
-            <w:color w:val="0000EE"/>
-            <w:u w:val="single"/>
-          </w:rPr>
-          <w:t>2 Yohana 1:3</w:t>
-        </w:r>
-      </w:hyperlink>
-      <w:r>
-        <w:rPr>
-          <w:lang w:val="sw_KE" w:bidi="sw_KE"/>
-        </w:rPr>
-        <w:t xml:space="preserve">, </w:t>
-      </w:r>
-      <w:hyperlink r:id="rId1826">
+      <w:hyperlink r:id="rId1827">
         <w:r>
           <w:rPr>
             <w:lang w:val="sw_KE" w:bidi="sw_KE"/>
@@ -51164,7 +51164,7 @@
         </w:rPr>
         <w:t xml:space="preserve">; </w:t>
       </w:r>
-      <w:hyperlink r:id="rId1827">
+      <w:hyperlink r:id="rId1828">
         <w:r>
           <w:rPr>
             <w:lang w:val="sw_KE" w:bidi="sw_KE"/>
@@ -51252,7 +51252,7 @@
         </w:rPr>
         <w:t>Yesu aliwakemea kwa kutosoma Maandiko kwa umakini. Maandiko yalikuwa yamebashiri mateso ya Masihi kila wakati. Mtume Luka anaelezea jinsi Yesu alivyowaongoza wanafunzi wawili kupitia Maandiko, akifafanua “aliwaeleza yaliyoandikwa katika Maandiko yote kumhusu Yeye” (</w:t>
       </w:r>
-      <w:hyperlink r:id="rId1828">
+      <w:hyperlink r:id="rId1829">
         <w:r>
           <w:rPr>
             <w:lang w:val="sw_KE" w:bidi="sw_KE"/>
@@ -51302,7 +51302,7 @@
         </w:rPr>
         <w:t>Yesu ni "jiwe ambalo waashi walilikataa" ambalo "limekuwa jiwe kuu la pembeni," kwa ajili ya hekalu jipya la Mungu (</w:t>
       </w:r>
-      <w:hyperlink r:id="rId1829">
+      <w:hyperlink r:id="rId1830">
         <w:r>
           <w:rPr>
             <w:lang w:val="sw_KE" w:bidi="sw_KE"/>
@@ -51320,7 +51320,7 @@
         </w:rPr>
         <w:t xml:space="preserve">, limetajwa katika </w:t>
       </w:r>
-      <w:hyperlink r:id="rId1830">
+      <w:hyperlink r:id="rId1831">
         <w:r>
           <w:rPr>
             <w:lang w:val="sw_KE" w:bidi="sw_KE"/>
@@ -51356,7 +51356,7 @@
         </w:rPr>
         <w:t>Yeye ni mtumishi anayeteseka wa Bwana, ambaye alitendewa kama mhalifu wa kawaida (</w:t>
       </w:r>
-      <w:hyperlink r:id="rId1831">
+      <w:hyperlink r:id="rId1832">
         <w:r>
           <w:rPr>
             <w:lang w:val="sw_KE" w:bidi="sw_KE"/>
@@ -51374,7 +51374,7 @@
         </w:rPr>
         <w:t xml:space="preserve">, kama ilivyonukuliwa katika </w:t>
       </w:r>
-      <w:hyperlink r:id="rId1832">
+      <w:hyperlink r:id="rId1833">
         <w:r>
           <w:rPr>
             <w:lang w:val="sw_KE" w:bidi="sw_KE"/>
@@ -51410,7 +51410,7 @@
         </w:rPr>
         <w:t>Wapinzani wake wanamdhihaki, wanamtukana, na wanamtemea mate (</w:t>
       </w:r>
-      <w:hyperlink r:id="rId1833">
+      <w:hyperlink r:id="rId1834">
         <w:r>
           <w:rPr>
             <w:lang w:val="sw_KE" w:bidi="sw_KE"/>
@@ -51428,7 +51428,7 @@
         </w:rPr>
         <w:t xml:space="preserve">, kama ilivyotabiriwa katika </w:t>
       </w:r>
-      <w:hyperlink r:id="rId1834">
+      <w:hyperlink r:id="rId1835">
         <w:r>
           <w:rPr>
             <w:lang w:val="sw_KE" w:bidi="sw_KE"/>
@@ -51464,7 +51464,7 @@
         </w:rPr>
         <w:t>Yeye ni mfalme aliyetiwa mafuta ambaye alikataliwa na viongozi na watu wa Israeli, lakini alitangazwa kuwa hana hatia na Mungu (</w:t>
       </w:r>
-      <w:hyperlink r:id="rId1835">
+      <w:hyperlink r:id="rId1836">
         <w:r>
           <w:rPr>
             <w:lang w:val="sw_KE" w:bidi="sw_KE"/>
@@ -51518,7 +51518,7 @@
         </w:rPr>
         <w:t>Yeye ni mzao wa Mfalme Daudi ambaye Mungu hatamwacha kaburini (</w:t>
       </w:r>
-      <w:hyperlink r:id="rId1836">
+      <w:hyperlink r:id="rId1837">
         <w:r>
           <w:rPr>
             <w:lang w:val="sw_KE" w:bidi="sw_KE"/>
@@ -51536,7 +51536,7 @@
         </w:rPr>
         <w:t xml:space="preserve">, kama ilivyonukuliwa katika </w:t>
       </w:r>
-      <w:hyperlink r:id="rId1837">
+      <w:hyperlink r:id="rId1838">
         <w:r>
           <w:rPr>
             <w:lang w:val="sw_KE" w:bidi="sw_KE"/>
@@ -51568,7 +51568,7 @@
         </w:rPr>
         <w:t xml:space="preserve">Kulingana na </w:t>
       </w:r>
-      <w:hyperlink r:id="rId1828">
+      <w:hyperlink r:id="rId1829">
         <w:r>
           <w:rPr>
             <w:lang w:val="sw_KE" w:bidi="sw_KE"/>
@@ -51604,7 +51604,7 @@
         </w:rPr>
         <w:t>). Maandiko yote ya Agano la Kale, yakiwemo sheria ya Mose, manabii, na Zaburi, yanaonyesha hadithi ya Mungu ya wokovu (</w:t>
       </w:r>
-      <w:hyperlink r:id="rId1838">
+      <w:hyperlink r:id="rId1839">
         <w:r>
           <w:rPr>
             <w:lang w:val="sw_KE" w:bidi="sw_KE"/>
@@ -51645,7 +51645,7 @@
           <w:lang w:val="sw_KE" w:bidi="sw_KE"/>
         </w:rPr>
       </w:r>
-      <w:hyperlink r:id="rId1839">
+      <w:hyperlink r:id="rId1840">
         <w:r>
           <w:rPr>
             <w:lang w:val="sw_KE" w:bidi="sw_KE"/>

--- a/swh/docx/015.content.docx
+++ b/swh/docx/015.content.docx
@@ -150,26 +150,6 @@
           <w:lang w:val="sw_KE" w:bidi="sw_KE"/>
         </w:rPr>
         <w:t>M</w:t>
-      </w:r>
-      <w:r>
-        <w:rPr>
-          <w:lang w:val="sw_KE" w:bidi="sw_KE"/>
-        </w:rPr>
-      </w:r>
-    </w:p>
-    <w:p>
-      <w:pPr/>
-      <w:r>
-        <w:rPr>
-          <w:lang w:val="sw_KE" w:bidi="sw_KE"/>
-        </w:rPr>
-      </w:r>
-      <w:r>
-        <w:rPr>
-          <w:i/>
-          <w:lang w:val="sw_KE" w:bidi="sw_KE"/>
-        </w:rPr>
-        <w:t>Maagizo ya Mungu, Mababu wa ukoo wa Yesu, Mabadiliko ya Mawazo ya Mungu, Mabaki, Machafuko ya Kijamii katika Waamuzi, Madhabahu, Mafanikio ya Kweli, Maisha Baada ya Kifo, Maisha ya Kale na Maisha Mapya, Maji ya Uzima, Majukumu ya Wanawake katika Agano Jipya kanisa, Makusudi ya Mungu Yasiyochunguzika Katika Historia, Malaika, Malalamiko, Mambo ya Mwisho na Wathesalonike, Manabii katika 1 Wafalme, Manabii wa Uongo, Maombi ya Kisasi, Maono, Mapigo, Masihi, Maskini na Wahitaji katika Zaburi, Maswali na Shaka, Matajiri na Maskini katika injili ya Luka, Matendo ya Kinabii yenye ishara, Mateso, Mateso ya Kikristo, Mchungaji, Miaka Elfu (Millenia), Miji ya Makimbilio, Mikutano na Yesu, Mioyo Migumu, Mipaka ya Sheria, Miujiza, Mkanganyiko wa Binadamu na Kusudi la Mungu, Mkate kutoka Mbinguni, Mkombozi wa Familia, Mkumbuke Yeye, Moyo katika Zaburi, Mpangilio Mpya, Mpango wa Mungu wa Kurejesha, Mpango wa Wokovu wa Mungu Uliounganishwa, Mpinga Kristo, Mponyaji Mwenye Huruma, Msaidizi Wetu, Msalaba na Pasaka, Mtakatifu wa Israeli, Mtumishi wa Mungu, Mtumishi- Kiongozi, Mungu Analinda Mtumishi Wake, Mungu Asiyejulikana, Mungu au Shetani?, Mungu Hufanya Kazi Kupitia Sala, Mungu kama Shujaa Mtakatifu, Muumba-Mfalme, Muundo wa Hekalu kama Picha ya Ukweli wa Mungu, Muziki katika Israeli ya Kale, Mwana wa Mtu, Mwana wa Mungu, Mwisho wa Maandiko Matakatifu</w:t>
       </w:r>
       <w:r>
         <w:rPr>

--- a/swh/docx/015.content.docx
+++ b/swh/docx/015.content.docx
@@ -19,7 +19,7 @@
         <w:rPr>
           <w:lang w:val="sw_KE" w:bidi="sw_KE"/>
         </w:rPr>
-        <w:t>Resource: Study Notes - Themes (Tyndale)</w:t>
+        <w:t>Resource: Tyndale Open Study Notes</w:t>
       </w:r>
       <w:r>
         <w:rPr>
@@ -112,7 +112,7 @@
         <w:rPr>
           <w:lang w:val="sw_KE" w:bidi="sw_KE"/>
         </w:rPr>
-        <w:t>Study Notes - Themes (Tyndale)</w:t>
+        <w:t>Tyndale Open Study Notes</w:t>
       </w:r>
     </w:p>
     <w:p>

--- a/swh/docx/015.content.docx
+++ b/swh/docx/015.content.docx
@@ -19,7 +19,7 @@
         <w:rPr>
           <w:lang w:val="sw_KE" w:bidi="sw_KE"/>
         </w:rPr>
-        <w:t>Resource: Tyndale Open Study Notes</w:t>
+        <w:t>Resource: Aquifer Open Study Notes (Themes)</w:t>
       </w:r>
       <w:r>
         <w:rPr>
@@ -112,7 +112,7 @@
         <w:rPr>
           <w:lang w:val="sw_KE" w:bidi="sw_KE"/>
         </w:rPr>
-        <w:t>Tyndale Open Study Notes</w:t>
+        <w:t>Aquifer Open Study Notes (Themes)</w:t>
       </w:r>
     </w:p>
     <w:p>
